--- a/docassemble/SmallClClaimAndAffidavit/data/templates/small_claims_checklist.docx
+++ b/docassemble/SmallClClaimAndAffidavit/data/templates/small_claims_checklist.docx
@@ -12,7 +12,23 @@
         <w:t xml:space="preserve"> </w:t>
       </w:r>
       <w:r>
-        <w:t>include_docx_template('docassemble.mlhframework:data/templates/cover_sheet_2.0.docx') }}</w:t>
+        <w:t>include_docx_template('</w:t>
+      </w:r>
+      <w:proofErr w:type="gramStart"/>
+      <w:r>
+        <w:t>docassemble.mlhframework</w:t>
+      </w:r>
+      <w:proofErr w:type="gramEnd"/>
+      <w:r>
+        <w:t>:data/templates/cover_sheet_2.0.docx'</w:t>
+      </w:r>
+      <w:proofErr w:type="gramStart"/>
+      <w:r>
+        <w:t>) }</w:t>
+      </w:r>
+      <w:proofErr w:type="gramEnd"/>
+      <w:r>
+        <w:t>}</w:t>
       </w:r>
     </w:p>
     <w:p/>
@@ -79,6 +95,7 @@
           <w:u w:val="single"/>
         </w:rPr>
       </w:pPr>
+      <w:proofErr w:type="gramStart"/>
       <w:r>
         <w:rPr>
           <w:rFonts w:cs="Times New Roman"/>
@@ -92,7 +109,16 @@
           <w:noProof/>
           <w:szCs w:val="28"/>
         </w:rPr>
-        <w:t xml:space="preserve"> cover_sheet_thanks </w:t>
+        <w:t xml:space="preserve"> cover</w:t>
+      </w:r>
+      <w:proofErr w:type="gramEnd"/>
+      <w:r>
+        <w:rPr>
+          <w:rFonts w:cs="Times New Roman"/>
+          <w:noProof/>
+          <w:szCs w:val="28"/>
+        </w:rPr>
+        <w:t xml:space="preserve">_sheet_thanks </w:t>
       </w:r>
       <w:r>
         <w:rPr>
@@ -111,66 +137,28 @@
       </w:pPr>
       <w:r>
         <w:lastRenderedPageBreak/>
-        <w:t xml:space="preserve">Instructions – How to File a </w:t>
-      </w:r>
-      <w:r>
-        <w:t>Small Claims Affidavit</w:t>
-      </w:r>
-      <w:r>
-        <w:t xml:space="preserve"> in Small Claims Court</w:t>
-      </w:r>
-    </w:p>
-    <w:p>
-      <w:pPr>
-        <w:pBdr>
-          <w:top w:val="nil"/>
-          <w:left w:val="nil"/>
-          <w:bottom w:val="nil"/>
-          <w:right w:val="nil"/>
-          <w:between w:val="nil"/>
-        </w:pBdr>
-        <w:spacing w:after="160" w:line="276" w:lineRule="auto"/>
-        <w:rPr>
-          <w:color w:val="000000"/>
-        </w:rPr>
-      </w:pPr>
-      <w:r>
-        <w:rPr>
-          <w:color w:val="000000"/>
-        </w:rPr>
-        <w:t xml:space="preserve">These instructions will help you file your </w:t>
-      </w:r>
-      <w:r>
-        <w:rPr>
-          <w:color w:val="000000"/>
-        </w:rPr>
-        <w:t>Small Claims Affidavit</w:t>
-      </w:r>
-      <w:r>
-        <w:rPr>
-          <w:color w:val="000000"/>
-        </w:rPr>
-        <w:t xml:space="preserve"> in small claims court. You can print the instructions and use them as a checklist.</w:t>
-      </w:r>
-      <w:r>
-        <w:rPr>
-          <w:color w:val="000000"/>
-        </w:rPr>
-        <w:t xml:space="preserve"> </w:t>
-      </w:r>
-      <w:r>
-        <w:t xml:space="preserve">For more information on small claims, review the </w:t>
-      </w:r>
-      <w:hyperlink r:id="rId7" w:history="1">
-        <w:r>
-          <w:rPr>
-            <w:rStyle w:val="Hyperlink"/>
-          </w:rPr>
-          <w:t>Small Claims Overview form 84info</w:t>
-        </w:r>
-      </w:hyperlink>
-      <w:r>
-        <w:t>.</w:t>
+        <w:t>Instructions – How to File an Affidavit and Claim in Small Claims Court</w:t>
+      </w:r>
+    </w:p>
+    <w:p>
+      <w:pPr>
+        <w:pBdr>
+          <w:top w:val="nil"/>
+          <w:left w:val="nil"/>
+          <w:bottom w:val="nil"/>
+          <w:right w:val="nil"/>
+          <w:between w:val="nil"/>
+        </w:pBdr>
+        <w:spacing w:after="160" w:line="276" w:lineRule="auto"/>
+        <w:rPr>
+          <w:color w:val="000000"/>
+        </w:rPr>
+      </w:pPr>
+      <w:r>
+        <w:rPr>
+          <w:color w:val="000000"/>
+        </w:rPr>
+        <w:t>These instructions will help you file your Affidavit and Claim in small claims court. You can print the instructions and use them as a checklist.</w:t>
       </w:r>
     </w:p>
     <w:p>
@@ -182,9 +170,6 @@
       <w:r>
         <w:t>Step 1: Prepare your forms and find out how you will file</w:t>
       </w:r>
-      <w:r>
-        <w:t xml:space="preserve">. </w:t>
-      </w:r>
     </w:p>
     <w:p>
       <w:pPr>
@@ -206,7 +191,7 @@
         </w:rPr>
         <w:t xml:space="preserve">Use the </w:t>
       </w:r>
-      <w:hyperlink r:id="rId8">
+      <w:hyperlink r:id="rId7">
         <w:r>
           <w:rPr>
             <w:color w:val="0563C1"/>
@@ -338,7 +323,7 @@
         </w:rPr>
         <w:t xml:space="preserve">You can find contact information for your court on the </w:t>
       </w:r>
-      <w:hyperlink r:id="rId9">
+      <w:hyperlink r:id="rId8">
         <w:r>
           <w:rPr>
             <w:color w:val="1155CC"/>
@@ -358,12 +343,8 @@
       <w:pPr>
         <w:shd w:val="clear" w:color="auto" w:fill="FFFFFF"/>
         <w:spacing w:after="160" w:line="276" w:lineRule="auto"/>
-        <w:rPr>
-          <w:b/>
-          <w:bCs/>
-        </w:rPr>
-      </w:pPr>
-      <w:hyperlink r:id="rId10">
+      </w:pPr>
+      <w:hyperlink r:id="rId9">
         <w:proofErr w:type="spellStart"/>
         <w:r>
           <w:rPr>
@@ -378,30 +359,48 @@
         <w:rPr>
           <w:color w:val="222222"/>
         </w:rPr>
-        <w:t xml:space="preserve"> is only available for some courts. Even in courts where it is available, you can only use it for some case types. </w:t>
-      </w:r>
-      <w:hyperlink r:id="rId11" w:history="1">
+        <w:t xml:space="preserve"> is only available for </w:t>
+      </w:r>
+      <w:proofErr w:type="gramStart"/>
+      <w:r>
+        <w:rPr>
+          <w:color w:val="222222"/>
+        </w:rPr>
+        <w:t>some courts</w:t>
+      </w:r>
+      <w:proofErr w:type="gramEnd"/>
+      <w:r>
+        <w:rPr>
+          <w:color w:val="222222"/>
+        </w:rPr>
+        <w:t xml:space="preserve">. Even in courts where it is available, you can only use it for some case types. The State Court Administrative Office keeps a </w:t>
+      </w:r>
+      <w:hyperlink r:id="rId10">
         <w:r>
           <w:rPr>
-            <w:rStyle w:val="Hyperlink"/>
-            <w:b/>
-            <w:bCs/>
+            <w:color w:val="1155CC"/>
+            <w:u w:val="single"/>
           </w:rPr>
-          <w:t xml:space="preserve">Tap </w:t>
+          <w:t>chart of courts that use e-Filing</w:t>
         </w:r>
+      </w:hyperlink>
+      <w:r>
+        <w:rPr>
+          <w:color w:val="222222"/>
+        </w:rPr>
+        <w:t xml:space="preserve">. To learn more, read </w:t>
+      </w:r>
+      <w:hyperlink r:id="rId11">
         <w:r>
           <w:rPr>
-            <w:rStyle w:val="Hyperlink"/>
-            <w:b/>
-            <w:bCs/>
+            <w:color w:val="1155CC"/>
+            <w:u w:val="single"/>
           </w:rPr>
-          <w:t>here to check if you can e-file your case</w:t>
+          <w:t>What Is E-Filing?</w:t>
         </w:r>
       </w:hyperlink>
       <w:r>
         <w:rPr>
-          <w:b/>
-          <w:bCs/>
           <w:color w:val="222222"/>
         </w:rPr>
         <w:t>.</w:t>
@@ -453,19 +452,7 @@
         <w:rPr>
           <w:color w:val="000000"/>
         </w:rPr>
-        <w:t xml:space="preserve">You must sign the </w:t>
-      </w:r>
-      <w:r>
-        <w:rPr>
-          <w:color w:val="000000"/>
-        </w:rPr>
-        <w:t>Small Claims Affidavit</w:t>
-      </w:r>
-      <w:r>
-        <w:rPr>
-          <w:color w:val="000000"/>
-        </w:rPr>
-        <w:t xml:space="preserve"> form in front of a notary public or a court clerk. </w:t>
+        <w:t xml:space="preserve">You must sign the Affidavit and Claim form in front of a notary public or a court clerk. </w:t>
       </w:r>
       <w:r>
         <w:rPr>
@@ -486,19 +473,7 @@
         <w:rPr>
           <w:color w:val="222222"/>
         </w:rPr>
-        <w:t xml:space="preserve">You will need to show the clerk or notary photo identification, such as your driver’s license or state identification card, before you sign the </w:t>
-      </w:r>
-      <w:r>
-        <w:rPr>
-          <w:color w:val="222222"/>
-        </w:rPr>
-        <w:t>Small Claims Affidavit</w:t>
-      </w:r>
-      <w:r>
-        <w:rPr>
-          <w:color w:val="222222"/>
-        </w:rPr>
-        <w:t>.</w:t>
+        <w:t>You will need to show the clerk or notary photo identification, such as your driver’s license or state identification card, before you sign the Affidavit and Claim.</w:t>
       </w:r>
     </w:p>
     <w:p>
@@ -513,19 +488,21 @@
         <w:rPr>
           <w:color w:val="222222"/>
         </w:rPr>
-        <w:t xml:space="preserve">If you're signing the </w:t>
-      </w:r>
-      <w:r>
-        <w:rPr>
-          <w:color w:val="222222"/>
-        </w:rPr>
-        <w:t>Small Claims Affidavit</w:t>
-      </w:r>
-      <w:r>
-        <w:rPr>
-          <w:color w:val="222222"/>
-        </w:rPr>
-        <w:t xml:space="preserve"> in front of a court clerk, make four copies before you sign your documents. Make at least one copy of your judgment. Bring all of the copies with you to the court clerk.</w:t>
+        <w:t xml:space="preserve">If you're signing the Affidavit and Claim in front of a court clerk, make four copies before you sign your documents. Make at least one copy of your judgment. Bring </w:t>
+      </w:r>
+      <w:proofErr w:type="gramStart"/>
+      <w:r>
+        <w:rPr>
+          <w:color w:val="222222"/>
+        </w:rPr>
+        <w:t>all of</w:t>
+      </w:r>
+      <w:proofErr w:type="gramEnd"/>
+      <w:r>
+        <w:rPr>
+          <w:color w:val="222222"/>
+        </w:rPr>
+        <w:t xml:space="preserve"> the copies with you to the court clerk.</w:t>
       </w:r>
     </w:p>
     <w:p>
@@ -540,19 +517,7 @@
         <w:rPr>
           <w:color w:val="222222"/>
         </w:rPr>
-        <w:t xml:space="preserve">If you're signing the </w:t>
-      </w:r>
-      <w:r>
-        <w:rPr>
-          <w:color w:val="222222"/>
-        </w:rPr>
-        <w:t>Small Claims Affidavit</w:t>
-      </w:r>
-      <w:r>
-        <w:rPr>
-          <w:color w:val="222222"/>
-        </w:rPr>
-        <w:t xml:space="preserve"> in front of a notary, make four copies after you sign your documents.</w:t>
+        <w:t>If you're signing the Affidavit and Claim in front of a notary, make four copies after you sign your documents.</w:t>
       </w:r>
     </w:p>
     <w:p>
@@ -564,7 +529,6 @@
         <w:rPr>
           <w:color w:val="222222"/>
         </w:rPr>
-        <w:lastRenderedPageBreak/>
         <w:t xml:space="preserve">No matter how you sign, </w:t>
       </w:r>
       <w:r>
@@ -597,6 +561,7 @@
       <w:bookmarkStart w:id="3" w:name="_heading=h.e5f53lywmgbs" w:colFirst="0" w:colLast="0"/>
       <w:bookmarkEnd w:id="3"/>
       <w:r>
+        <w:lastRenderedPageBreak/>
         <w:t>Step 3: File your forms and pay the filing fee</w:t>
       </w:r>
     </w:p>
@@ -612,19 +577,7 @@
         <w:rPr>
           <w:color w:val="222222"/>
         </w:rPr>
-        <w:t xml:space="preserve">File your </w:t>
-      </w:r>
-      <w:r>
-        <w:rPr>
-          <w:color w:val="222222"/>
-        </w:rPr>
-        <w:t>Small Claims Affidavit</w:t>
-      </w:r>
-      <w:r>
-        <w:rPr>
-          <w:color w:val="222222"/>
-        </w:rPr>
-        <w:t xml:space="preserve"> form and the copies with the Court Clerk’s office in the court you selected.</w:t>
+        <w:t>File your Affidavit and Claim form and the copies with the Court Clerk’s office in the court you selected.</w:t>
       </w:r>
     </w:p>
     <w:p>
@@ -662,40 +615,42 @@
         <w:rPr>
           <w:color w:val="222222"/>
         </w:rPr>
-        <w:t xml:space="preserve">The case-type code for small claims cases is "SC." Look for your court on the chart, and then check to see if "SC" is listed as one of the case types they take for e-Filing. </w:t>
-      </w:r>
-    </w:p>
-    <w:p>
-      <w:pPr>
-        <w:pBdr>
-          <w:top w:val="nil"/>
-          <w:left w:val="nil"/>
-          <w:bottom w:val="nil"/>
-          <w:right w:val="nil"/>
-          <w:between w:val="nil"/>
-        </w:pBdr>
-        <w:spacing w:after="160" w:line="276" w:lineRule="auto"/>
-        <w:rPr>
-          <w:color w:val="000000"/>
-        </w:rPr>
-      </w:pPr>
-      <w:r>
-        <w:rPr>
-          <w:color w:val="000000"/>
-        </w:rPr>
-        <w:t xml:space="preserve">You must pay the filing fee when you file your </w:t>
-      </w:r>
-      <w:r>
-        <w:rPr>
-          <w:color w:val="000000"/>
-        </w:rPr>
-        <w:t>Small Claims Affidavit</w:t>
-      </w:r>
-      <w:r>
-        <w:rPr>
-          <w:color w:val="000000"/>
-        </w:rPr>
-        <w:t>. The filing fee is based on how much money you’re asking for. The filing fee is:</w:t>
+        <w:t xml:space="preserve">The case-type code for small claims cases is "SC." Look for your court on the </w:t>
+      </w:r>
+      <w:proofErr w:type="gramStart"/>
+      <w:r>
+        <w:rPr>
+          <w:color w:val="222222"/>
+        </w:rPr>
+        <w:t>chart, and</w:t>
+      </w:r>
+      <w:proofErr w:type="gramEnd"/>
+      <w:r>
+        <w:rPr>
+          <w:color w:val="222222"/>
+        </w:rPr>
+        <w:t xml:space="preserve"> then check to see if "SC" is listed as one of the case types they take for e-Filing. </w:t>
+      </w:r>
+    </w:p>
+    <w:p>
+      <w:pPr>
+        <w:pBdr>
+          <w:top w:val="nil"/>
+          <w:left w:val="nil"/>
+          <w:bottom w:val="nil"/>
+          <w:right w:val="nil"/>
+          <w:between w:val="nil"/>
+        </w:pBdr>
+        <w:spacing w:after="160" w:line="276" w:lineRule="auto"/>
+        <w:rPr>
+          <w:color w:val="000000"/>
+        </w:rPr>
+      </w:pPr>
+      <w:r>
+        <w:rPr>
+          <w:color w:val="000000"/>
+        </w:rPr>
+        <w:t>You must pay the filing fee when you file your Affidavit and Claim. The filing fee is based on how much money you’re asking for. The filing fee is:</w:t>
       </w:r>
     </w:p>
     <w:p>
@@ -827,40 +782,56 @@
         <w:rPr>
           <w:color w:val="000000"/>
         </w:rPr>
-        <w:t xml:space="preserve"> tool. Your case will not start until you pay the filing fee or the fee waiver is approved.</w:t>
-      </w:r>
-    </w:p>
-    <w:p>
-      <w:pPr>
-        <w:pBdr>
-          <w:top w:val="nil"/>
-          <w:left w:val="nil"/>
-          <w:bottom w:val="nil"/>
-          <w:right w:val="nil"/>
-          <w:between w:val="nil"/>
-        </w:pBdr>
-        <w:spacing w:after="160" w:line="276" w:lineRule="auto"/>
-        <w:rPr>
-          <w:color w:val="000000"/>
-        </w:rPr>
-      </w:pPr>
-      <w:r>
-        <w:rPr>
-          <w:color w:val="000000"/>
-        </w:rPr>
-        <w:t xml:space="preserve">When you file your documents, the court clerk will make arrangements to serve a copy of your </w:t>
-      </w:r>
-      <w:r>
-        <w:rPr>
-          <w:color w:val="000000"/>
-        </w:rPr>
-        <w:t>Small Claims Affidavit</w:t>
-      </w:r>
-      <w:r>
-        <w:rPr>
-          <w:color w:val="000000"/>
-        </w:rPr>
-        <w:t xml:space="preserve"> on each defendant. You must pay the cost of this service. You must serve the other party by personal service or by certified mail, return receipt requested. The cost of service can be as little as $15.00 for certified mail, or as much as $26.00 plus mileage for personal service.</w:t>
+        <w:t xml:space="preserve"> tool. Your case will not start until you pay the filing </w:t>
+      </w:r>
+      <w:proofErr w:type="gramStart"/>
+      <w:r>
+        <w:rPr>
+          <w:color w:val="000000"/>
+        </w:rPr>
+        <w:t>fee</w:t>
+      </w:r>
+      <w:proofErr w:type="gramEnd"/>
+      <w:r>
+        <w:rPr>
+          <w:color w:val="000000"/>
+        </w:rPr>
+        <w:t xml:space="preserve"> or the fee waiver is approved.</w:t>
+      </w:r>
+    </w:p>
+    <w:p>
+      <w:pPr>
+        <w:pBdr>
+          <w:top w:val="nil"/>
+          <w:left w:val="nil"/>
+          <w:bottom w:val="nil"/>
+          <w:right w:val="nil"/>
+          <w:between w:val="nil"/>
+        </w:pBdr>
+        <w:spacing w:after="160" w:line="276" w:lineRule="auto"/>
+        <w:rPr>
+          <w:color w:val="000000"/>
+        </w:rPr>
+      </w:pPr>
+      <w:r>
+        <w:rPr>
+          <w:color w:val="000000"/>
+        </w:rPr>
+        <w:t xml:space="preserve">When you file your documents, the court clerk will </w:t>
+      </w:r>
+      <w:proofErr w:type="gramStart"/>
+      <w:r>
+        <w:rPr>
+          <w:color w:val="000000"/>
+        </w:rPr>
+        <w:t>make arrangements</w:t>
+      </w:r>
+      <w:proofErr w:type="gramEnd"/>
+      <w:r>
+        <w:rPr>
+          <w:color w:val="000000"/>
+        </w:rPr>
+        <w:t xml:space="preserve"> to serve a copy of your Affidavit and Claim on each defendant. You must pay the cost of this service. You must serve the other party by personal service or by certified mail, return receipt requested. The cost of service can be as little as $15.00 for certified mail, or as much as $26.00 plus mileage for personal service.</w:t>
       </w:r>
     </w:p>
     <w:p>
@@ -923,19 +894,7 @@
         <w:rPr>
           <w:color w:val="000000"/>
         </w:rPr>
-        <w:t xml:space="preserve">If you file by mail, you need to contact the court to find out how much it will cost to serve the </w:t>
-      </w:r>
-      <w:r>
-        <w:rPr>
-          <w:color w:val="000000"/>
-        </w:rPr>
-        <w:t>Small Claims Affidavit</w:t>
-      </w:r>
-      <w:r>
-        <w:rPr>
-          <w:color w:val="000000"/>
-        </w:rPr>
-        <w:t xml:space="preserve"> on the Defendant. Send the clerk:</w:t>
+        <w:t>If you file by mail, you need to contact the court to find out how much it will cost to serve the Affidavit and Claim on the Defendant. Send the clerk:</w:t>
       </w:r>
     </w:p>
     <w:p>
@@ -960,19 +919,7 @@
         <w:rPr>
           <w:color w:val="000000"/>
         </w:rPr>
-        <w:t xml:space="preserve">all four signed and notarized copies of the </w:t>
-      </w:r>
-      <w:r>
-        <w:rPr>
-          <w:color w:val="000000"/>
-        </w:rPr>
-        <w:t>Small Claims Affidavit</w:t>
-      </w:r>
-      <w:r>
-        <w:rPr>
-          <w:color w:val="000000"/>
-        </w:rPr>
-        <w:t>,</w:t>
+        <w:t>all four signed and notarized copies of the Affidavit and Claim,</w:t>
       </w:r>
     </w:p>
     <w:p>
@@ -1062,7 +1009,6 @@
         <w:rPr>
           <w:color w:val="222222"/>
         </w:rPr>
-        <w:lastRenderedPageBreak/>
         <w:t xml:space="preserve">If you are filing by e-mail or using </w:t>
       </w:r>
       <w:proofErr w:type="spellStart"/>
@@ -1098,6 +1044,7 @@
       <w:bookmarkStart w:id="4" w:name="_heading=h.mqy17vhwbu03" w:colFirst="0" w:colLast="0"/>
       <w:bookmarkEnd w:id="4"/>
       <w:r>
+        <w:lastRenderedPageBreak/>
         <w:t>Step 4: Prepare for your hearing</w:t>
       </w:r>
     </w:p>
@@ -1161,7 +1108,21 @@
         <w:rPr>
           <w:color w:val="000000"/>
         </w:rPr>
-        <w:t>Any witnesses you ask to speak on your behalf may write a letter or sign an affidavit, but it is best if they appear in court as well. If you need someone to testify who is not willing to come to court, you can get an order to appear. You may want to talk to a lawyer about how to do this.</w:t>
+        <w:t xml:space="preserve">Any witnesses you ask to </w:t>
+      </w:r>
+      <w:proofErr w:type="gramStart"/>
+      <w:r>
+        <w:rPr>
+          <w:color w:val="000000"/>
+        </w:rPr>
+        <w:t>speak</w:t>
+      </w:r>
+      <w:proofErr w:type="gramEnd"/>
+      <w:r>
+        <w:rPr>
+          <w:color w:val="000000"/>
+        </w:rPr>
+        <w:t xml:space="preserve"> on your behalf may write a letter or sign an affidavit, but it is best if they appear in court as well. If you need someone to testify who is not willing to come to court, you can get an order to appear. You may want to talk to a lawyer about how to do this.</w:t>
       </w:r>
     </w:p>
     <w:p>
@@ -1293,7 +1254,21 @@
         <w:rPr>
           <w:color w:val="000000"/>
         </w:rPr>
-        <w:t>Remember that when people represent themselves in court, they are expected to follow the same rules an attorney does.</w:t>
+        <w:t xml:space="preserve">Remember that when people represent themselves in court, they are expected to follow the same </w:t>
+      </w:r>
+      <w:proofErr w:type="gramStart"/>
+      <w:r>
+        <w:rPr>
+          <w:color w:val="000000"/>
+        </w:rPr>
+        <w:t>rules</w:t>
+      </w:r>
+      <w:proofErr w:type="gramEnd"/>
+      <w:r>
+        <w:rPr>
+          <w:color w:val="000000"/>
+        </w:rPr>
+        <w:t xml:space="preserve"> an attorney does.</w:t>
       </w:r>
     </w:p>
     <w:p>
@@ -1335,7 +1310,21 @@
         <w:rPr>
           <w:color w:val="000000"/>
         </w:rPr>
-        <w:t>Answer the judge’s or magistrate’s questions clearly and directly. If the judge or magistrate wants to hear from your other witnesses, ask them to tell the court what they know or saw regarding your situation.</w:t>
+        <w:t xml:space="preserve">Answer the judge’s or magistrate’s questions clearly and directly. If the judge or magistrate wants to hear from your other witnesses, ask them to tell the court what they know or </w:t>
+      </w:r>
+      <w:proofErr w:type="gramStart"/>
+      <w:r>
+        <w:rPr>
+          <w:color w:val="000000"/>
+        </w:rPr>
+        <w:t>saw</w:t>
+      </w:r>
+      <w:proofErr w:type="gramEnd"/>
+      <w:r>
+        <w:rPr>
+          <w:color w:val="000000"/>
+        </w:rPr>
+        <w:t xml:space="preserve"> regarding your situation.</w:t>
       </w:r>
     </w:p>
     <w:p>
@@ -1366,7 +1355,6 @@
       <w:bookmarkStart w:id="6" w:name="_heading=h.u9idiagtvejb" w:colFirst="0" w:colLast="0"/>
       <w:bookmarkEnd w:id="6"/>
       <w:r>
-        <w:lastRenderedPageBreak/>
         <w:t>Step 6: Get your order signed by the judge or magistrate</w:t>
       </w:r>
     </w:p>
@@ -1419,6 +1407,7 @@
       <w:bookmarkStart w:id="7" w:name="_heading=h.i81vw6aybp7z" w:colFirst="0" w:colLast="0"/>
       <w:bookmarkEnd w:id="7"/>
       <w:r>
+        <w:lastRenderedPageBreak/>
         <w:t>Step 7: Collecting a money judgment</w:t>
       </w:r>
     </w:p>
@@ -1442,19 +1431,7 @@
         <w:rPr>
           <w:color w:val="000000"/>
         </w:rPr>
-        <w:t xml:space="preserve">If the court finds in your favor, and the judgment is not paid immediately, you will need to take steps to collect the money. </w:t>
-      </w:r>
-      <w:r>
-        <w:rPr>
-          <w:color w:val="000000"/>
-        </w:rPr>
-        <w:t>Read</w:t>
-      </w:r>
-      <w:r>
-        <w:rPr>
-          <w:color w:val="000000"/>
-        </w:rPr>
-        <w:t xml:space="preserve"> </w:t>
+        <w:t xml:space="preserve">If the court finds in your favor, and the judgment is not paid immediately, you will need to take steps to collect the money. See the One Court of Justice website about </w:t>
       </w:r>
       <w:hyperlink r:id="rId14">
         <w:r>
@@ -1462,28 +1439,7 @@
             <w:color w:val="0563C1"/>
             <w:u w:val="single"/>
           </w:rPr>
-          <w:t>Form DC 85info - C</w:t>
-        </w:r>
-        <w:r>
-          <w:rPr>
-            <w:color w:val="0563C1"/>
-            <w:u w:val="single"/>
-          </w:rPr>
-          <w:t xml:space="preserve">ollecting a </w:t>
-        </w:r>
-        <w:r>
-          <w:rPr>
-            <w:color w:val="0563C1"/>
-            <w:u w:val="single"/>
-          </w:rPr>
-          <w:t>Small Claims J</w:t>
-        </w:r>
-        <w:r>
-          <w:rPr>
-            <w:color w:val="0563C1"/>
-            <w:u w:val="single"/>
-          </w:rPr>
-          <w:t>udgment</w:t>
+          <w:t>collecting a money judgment</w:t>
         </w:r>
       </w:hyperlink>
       <w:r>
@@ -2568,30 +2524,6 @@
       <w:szCs w:val="48"/>
     </w:rPr>
   </w:style>
-  <w:style w:type="character" w:styleId="UnresolvedMention">
-    <w:name w:val="Unresolved Mention"/>
-    <w:basedOn w:val="DefaultParagraphFont"/>
-    <w:uiPriority w:val="99"/>
-    <w:semiHidden/>
-    <w:unhideWhenUsed/>
-    <w:rsid w:val="00151F6E"/>
-    <w:rPr>
-      <w:color w:val="605E5C"/>
-      <w:shd w:val="clear" w:color="auto" w:fill="E1DFDD"/>
-    </w:rPr>
-  </w:style>
-  <w:style w:type="character" w:styleId="FollowedHyperlink">
-    <w:name w:val="FollowedHyperlink"/>
-    <w:basedOn w:val="DefaultParagraphFont"/>
-    <w:uiPriority w:val="99"/>
-    <w:semiHidden/>
-    <w:unhideWhenUsed/>
-    <w:rsid w:val="00525A8F"/>
-    <w:rPr>
-      <w:color w:val="954F72" w:themeColor="followedHyperlink"/>
-      <w:u w:val="single"/>
-    </w:rPr>
-  </w:style>
 </w:styles>
 </file>
 
